--- a/Assignments/CO1 AT1.docx
+++ b/Assignments/CO1 AT1.docx
@@ -1,6 +1,6 @@
 
 <file path=word/document.xml><?xml version="1.0" encoding="utf-8"?>
-<w:document xmlns:wpc="http://schemas.microsoft.com/office/word/2010/wordprocessingCanvas" xmlns:cx="http://schemas.microsoft.com/office/drawing/2014/chartex" xmlns:cx1="http://schemas.microsoft.com/office/drawing/2015/9/8/chartex" xmlns:cx2="http://schemas.microsoft.com/office/drawing/2015/10/21/chartex" xmlns:cx3="http://schemas.microsoft.com/office/drawing/2016/5/9/chartex" xmlns:cx4="http://schemas.microsoft.com/office/drawing/2016/5/10/chartex" xmlns:cx5="http://schemas.microsoft.com/office/drawing/2016/5/11/chartex" xmlns:cx6="http://schemas.microsoft.com/office/drawing/2016/5/12/chartex" xmlns:cx7="http://schemas.microsoft.com/office/drawing/2016/5/13/chartex" xmlns:cx8="http://schemas.microsoft.com/office/drawing/2016/5/14/chartex" xmlns:mc="http://schemas.openxmlformats.org/markup-compatibility/2006" xmlns:aink="http://schemas.microsoft.com/office/drawing/2016/ink" xmlns:am3d="http://schemas.microsoft.com/office/drawing/2017/model3d" xmlns:o="urn:schemas-microsoft-com:office:office" xmlns:oel="http://schemas.microsoft.com/office/2019/extlst" xmlns:r="http://schemas.openxmlformats.org/officeDocument/2006/relationships" xmlns:m="http://schemas.openxmlformats.org/officeDocument/2006/math" xmlns:v="urn:schemas-microsoft-com:vml" xmlns:wp14="http://schemas.microsoft.com/office/word/2010/wordprocessingDrawing" xmlns:wp="http://schemas.openxmlformats.org/drawingml/2006/wordprocessingDrawing" xmlns:w10="urn:schemas-microsoft-com:office:word" xmlns:w="http://schemas.openxmlformats.org/wordprocessingml/2006/main" xmlns:w14="http://schemas.microsoft.com/office/word/2010/wordml" xmlns:w15="http://schemas.microsoft.com/office/word/2012/wordml" xmlns:w16cex="http://schemas.microsoft.com/office/word/2018/wordml/cex" xmlns:w16cid="http://schemas.microsoft.com/office/word/2016/wordml/cid" xmlns:w16="http://schemas.microsoft.com/office/word/2018/wordml" xmlns:w16du="http://schemas.microsoft.com/office/word/2023/wordml/word16du" xmlns:w16sdtdh="http://schemas.microsoft.com/office/word/2020/wordml/sdtdatahash" xmlns:w16sdtfl="http://schemas.microsoft.com/office/word/2024/wordml/sdtformatlock" xmlns:w16se="http://schemas.microsoft.com/office/word/2015/wordml/symex" xmlns:wpg="http://schemas.microsoft.com/office/word/2010/wordprocessingGroup" xmlns:wpi="http://schemas.microsoft.com/office/word/2010/wordprocessingInk" xmlns:wne="http://schemas.microsoft.com/office/word/2006/wordml" xmlns:wps="http://schemas.microsoft.com/office/word/2010/wordprocessingShape" mc:Ignorable="w14 w15 w16se w16cid w16 w16cex w16sdtdh w16sdtfl w16du wp14">
+<w:document xmlns:wpc="http://schemas.microsoft.com/office/word/2010/wordprocessingCanvas" xmlns:cx="http://schemas.microsoft.com/office/drawing/2014/chartex" xmlns:cx1="http://schemas.microsoft.com/office/drawing/2015/9/8/chartex" xmlns:cx2="http://schemas.microsoft.com/office/drawing/2015/10/21/chartex" xmlns:cx3="http://schemas.microsoft.com/office/drawing/2016/5/9/chartex" xmlns:cx4="http://schemas.microsoft.com/office/drawing/2016/5/10/chartex" xmlns:cx5="http://schemas.microsoft.com/office/drawing/2016/5/11/chartex" xmlns:cx6="http://schemas.microsoft.com/office/drawing/2016/5/12/chartex" xmlns:cx7="http://schemas.microsoft.com/office/drawing/2016/5/13/chartex" xmlns:cx8="http://schemas.microsoft.com/office/drawing/2016/5/14/chartex" xmlns:mc="http://schemas.openxmlformats.org/markup-compatibility/2006" xmlns:aink="http://schemas.microsoft.com/office/drawing/2016/ink" xmlns:am3d="http://schemas.microsoft.com/office/drawing/2017/model3d" xmlns:o="urn:schemas-microsoft-com:office:office" xmlns:oel="http://schemas.microsoft.com/office/2019/extlst" xmlns:r="http://schemas.openxmlformats.org/officeDocument/2006/relationships" xmlns:m="http://schemas.openxmlformats.org/officeDocument/2006/math" xmlns:v="urn:schemas-microsoft-com:vml" xmlns:wp14="http://schemas.microsoft.com/office/word/2010/wordprocessingDrawing" xmlns:wp="http://schemas.openxmlformats.org/drawingml/2006/wordprocessingDrawing" xmlns:w10="urn:schemas-microsoft-com:office:word" xmlns:w="http://schemas.openxmlformats.org/wordprocessingml/2006/main" xmlns:w14="http://schemas.microsoft.com/office/word/2010/wordml" xmlns:w15="http://schemas.microsoft.com/office/word/2012/wordml" xmlns:w16cei="http://schemas.microsoft.com/office/word/2026/wordml/cei" xmlns:w16cex="http://schemas.microsoft.com/office/word/2018/wordml/cex" xmlns:w16cid="http://schemas.microsoft.com/office/word/2016/wordml/cid" xmlns:w16="http://schemas.microsoft.com/office/word/2018/wordml" xmlns:w16du="http://schemas.microsoft.com/office/word/2023/wordml/word16du" xmlns:w16sdtdh="http://schemas.microsoft.com/office/word/2020/wordml/sdtdatahash" xmlns:w16sdtfl="http://schemas.microsoft.com/office/word/2024/wordml/sdtformatlock" xmlns:w16se="http://schemas.microsoft.com/office/word/2015/wordml/symex" xmlns:wpg="http://schemas.microsoft.com/office/word/2010/wordprocessingGroup" xmlns:wpi="http://schemas.microsoft.com/office/word/2010/wordprocessingInk" xmlns:wne="http://schemas.microsoft.com/office/word/2006/wordml" xmlns:wps="http://schemas.microsoft.com/office/word/2010/wordprocessingShape" mc:Ignorable="w14 w15 w16se w16cid w16 w16cex w16sdtdh w16sdtfl w16du wp14">
   <w:body>
     <w:p>
       <w:pPr>
@@ -83,6 +83,419 @@
         <w:t>Domain: Artificial Intelligence, GIS, Cloud Computing, IoT for Disaster Management</w:t>
       </w:r>
     </w:p>
+    <w:tbl>
+      <w:tblPr>
+        <w:tblStyle w:val="GridTable4-Accent5"/>
+        <w:tblpPr w:leftFromText="180" w:rightFromText="180" w:vertAnchor="text" w:horzAnchor="margin" w:tblpXSpec="center" w:tblpY="76"/>
+        <w:tblW w:w="8035" w:type="dxa"/>
+        <w:tblBorders>
+          <w:top w:val="single" w:sz="4" w:space="0" w:color="auto"/>
+          <w:left w:val="single" w:sz="4" w:space="0" w:color="auto"/>
+          <w:bottom w:val="single" w:sz="4" w:space="0" w:color="auto"/>
+          <w:right w:val="single" w:sz="4" w:space="0" w:color="auto"/>
+          <w:insideH w:val="single" w:sz="4" w:space="0" w:color="auto"/>
+          <w:insideV w:val="single" w:sz="4" w:space="0" w:color="auto"/>
+        </w:tblBorders>
+        <w:tblLook w:val="04A0" w:firstRow="1" w:lastRow="0" w:firstColumn="1" w:lastColumn="0" w:noHBand="0" w:noVBand="1"/>
+      </w:tblPr>
+      <w:tblGrid>
+        <w:gridCol w:w="3864"/>
+        <w:gridCol w:w="4171"/>
+      </w:tblGrid>
+      <w:tr>
+        <w:trPr>
+          <w:cnfStyle w:val="100000000000" w:firstRow="1" w:lastRow="0" w:firstColumn="0" w:lastColumn="0" w:oddVBand="0" w:evenVBand="0" w:oddHBand="0" w:evenHBand="0" w:firstRowFirstColumn="0" w:firstRowLastColumn="0" w:lastRowFirstColumn="0" w:lastRowLastColumn="0"/>
+          <w:trHeight w:val="864"/>
+        </w:trPr>
+        <w:tc>
+          <w:tcPr>
+            <w:cnfStyle w:val="001000000000" w:firstRow="0" w:lastRow="0" w:firstColumn="1" w:lastColumn="0" w:oddVBand="0" w:evenVBand="0" w:oddHBand="0" w:evenHBand="0" w:firstRowFirstColumn="0" w:firstRowLastColumn="0" w:lastRowFirstColumn="0" w:lastRowLastColumn="0"/>
+            <w:tcW w:w="3864" w:type="dxa"/>
+            <w:tcBorders>
+              <w:top w:val="none" w:sz="0" w:space="0" w:color="auto"/>
+              <w:left w:val="none" w:sz="0" w:space="0" w:color="auto"/>
+              <w:bottom w:val="none" w:sz="0" w:space="0" w:color="auto"/>
+              <w:right w:val="none" w:sz="0" w:space="0" w:color="auto"/>
+            </w:tcBorders>
+            <w:hideMark/>
+          </w:tcPr>
+          <w:p>
+            <w:pPr>
+              <w:pStyle w:val="Heading1"/>
+              <w:rPr>
+                <w:color w:val="auto"/>
+              </w:rPr>
+            </w:pPr>
+            <w:r>
+              <w:rPr>
+                <w:color w:val="auto"/>
+              </w:rPr>
+              <w:t>Field</w:t>
+            </w:r>
+          </w:p>
+        </w:tc>
+        <w:tc>
+          <w:tcPr>
+            <w:tcW w:w="4171" w:type="dxa"/>
+            <w:tcBorders>
+              <w:top w:val="none" w:sz="0" w:space="0" w:color="auto"/>
+              <w:left w:val="none" w:sz="0" w:space="0" w:color="auto"/>
+              <w:bottom w:val="none" w:sz="0" w:space="0" w:color="auto"/>
+              <w:right w:val="none" w:sz="0" w:space="0" w:color="auto"/>
+            </w:tcBorders>
+            <w:hideMark/>
+          </w:tcPr>
+          <w:p>
+            <w:pPr>
+              <w:pStyle w:val="Heading1"/>
+              <w:cnfStyle w:val="100000000000" w:firstRow="1" w:lastRow="0" w:firstColumn="0" w:lastColumn="0" w:oddVBand="0" w:evenVBand="0" w:oddHBand="0" w:evenHBand="0" w:firstRowFirstColumn="0" w:firstRowLastColumn="0" w:lastRowFirstColumn="0" w:lastRowLastColumn="0"/>
+              <w:rPr>
+                <w:color w:val="auto"/>
+              </w:rPr>
+            </w:pPr>
+            <w:r>
+              <w:rPr>
+                <w:color w:val="auto"/>
+              </w:rPr>
+              <w:t>Details</w:t>
+            </w:r>
+          </w:p>
+        </w:tc>
+      </w:tr>
+      <w:tr>
+        <w:trPr>
+          <w:cnfStyle w:val="000000100000" w:firstRow="0" w:lastRow="0" w:firstColumn="0" w:lastColumn="0" w:oddVBand="0" w:evenVBand="0" w:oddHBand="1" w:evenHBand="0" w:firstRowFirstColumn="0" w:firstRowLastColumn="0" w:lastRowFirstColumn="0" w:lastRowLastColumn="0"/>
+          <w:trHeight w:val="864"/>
+        </w:trPr>
+        <w:tc>
+          <w:tcPr>
+            <w:cnfStyle w:val="001000000000" w:firstRow="0" w:lastRow="0" w:firstColumn="1" w:lastColumn="0" w:oddVBand="0" w:evenVBand="0" w:oddHBand="0" w:evenHBand="0" w:firstRowFirstColumn="0" w:firstRowLastColumn="0" w:lastRowFirstColumn="0" w:lastRowLastColumn="0"/>
+            <w:tcW w:w="3864" w:type="dxa"/>
+            <w:hideMark/>
+          </w:tcPr>
+          <w:p>
+            <w:pPr>
+              <w:pStyle w:val="Heading1"/>
+              <w:rPr>
+                <w:color w:val="auto"/>
+              </w:rPr>
+            </w:pPr>
+            <w:r>
+              <w:rPr>
+                <w:color w:val="auto"/>
+              </w:rPr>
+              <w:t>Submitted By</w:t>
+            </w:r>
+          </w:p>
+        </w:tc>
+        <w:tc>
+          <w:tcPr>
+            <w:tcW w:w="4171" w:type="dxa"/>
+            <w:hideMark/>
+          </w:tcPr>
+          <w:p>
+            <w:pPr>
+              <w:pStyle w:val="Heading1"/>
+              <w:cnfStyle w:val="000000100000" w:firstRow="0" w:lastRow="0" w:firstColumn="0" w:lastColumn="0" w:oddVBand="0" w:evenVBand="0" w:oddHBand="1" w:evenHBand="0" w:firstRowFirstColumn="0" w:firstRowLastColumn="0" w:lastRowFirstColumn="0" w:lastRowLastColumn="0"/>
+              <w:rPr>
+                <w:color w:val="auto"/>
+              </w:rPr>
+            </w:pPr>
+            <w:r>
+              <w:rPr>
+                <w:color w:val="auto"/>
+              </w:rPr>
+              <w:t>K.Sujith Sai Vighnesh</w:t>
+            </w:r>
+          </w:p>
+        </w:tc>
+      </w:tr>
+      <w:tr>
+        <w:trPr>
+          <w:trHeight w:val="899"/>
+        </w:trPr>
+        <w:tc>
+          <w:tcPr>
+            <w:cnfStyle w:val="001000000000" w:firstRow="0" w:lastRow="0" w:firstColumn="1" w:lastColumn="0" w:oddVBand="0" w:evenVBand="0" w:oddHBand="0" w:evenHBand="0" w:firstRowFirstColumn="0" w:firstRowLastColumn="0" w:lastRowFirstColumn="0" w:lastRowLastColumn="0"/>
+            <w:tcW w:w="3864" w:type="dxa"/>
+            <w:hideMark/>
+          </w:tcPr>
+          <w:p>
+            <w:pPr>
+              <w:pStyle w:val="Heading1"/>
+              <w:rPr>
+                <w:color w:val="auto"/>
+              </w:rPr>
+            </w:pPr>
+            <w:r>
+              <w:rPr>
+                <w:color w:val="auto"/>
+              </w:rPr>
+              <w:t>Register No.</w:t>
+            </w:r>
+          </w:p>
+        </w:tc>
+        <w:tc>
+          <w:tcPr>
+            <w:tcW w:w="4171" w:type="dxa"/>
+            <w:hideMark/>
+          </w:tcPr>
+          <w:p>
+            <w:pPr>
+              <w:pStyle w:val="Heading1"/>
+              <w:cnfStyle w:val="000000000000" w:firstRow="0" w:lastRow="0" w:firstColumn="0" w:lastColumn="0" w:oddVBand="0" w:evenVBand="0" w:oddHBand="0" w:evenHBand="0" w:firstRowFirstColumn="0" w:firstRowLastColumn="0" w:lastRowFirstColumn="0" w:lastRowLastColumn="0"/>
+              <w:rPr>
+                <w:color w:val="auto"/>
+              </w:rPr>
+            </w:pPr>
+            <w:r>
+              <w:rPr>
+                <w:color w:val="auto"/>
+              </w:rPr>
+              <w:t>192311199</w:t>
+            </w:r>
+          </w:p>
+        </w:tc>
+      </w:tr>
+      <w:tr>
+        <w:trPr>
+          <w:cnfStyle w:val="000000100000" w:firstRow="0" w:lastRow="0" w:firstColumn="0" w:lastColumn="0" w:oddVBand="0" w:evenVBand="0" w:oddHBand="1" w:evenHBand="0" w:firstRowFirstColumn="0" w:firstRowLastColumn="0" w:lastRowFirstColumn="0" w:lastRowLastColumn="0"/>
+          <w:trHeight w:val="864"/>
+        </w:trPr>
+        <w:tc>
+          <w:tcPr>
+            <w:cnfStyle w:val="001000000000" w:firstRow="0" w:lastRow="0" w:firstColumn="1" w:lastColumn="0" w:oddVBand="0" w:evenVBand="0" w:oddHBand="0" w:evenHBand="0" w:firstRowFirstColumn="0" w:firstRowLastColumn="0" w:lastRowFirstColumn="0" w:lastRowLastColumn="0"/>
+            <w:tcW w:w="3864" w:type="dxa"/>
+            <w:hideMark/>
+          </w:tcPr>
+          <w:p>
+            <w:pPr>
+              <w:pStyle w:val="Heading1"/>
+              <w:rPr>
+                <w:color w:val="auto"/>
+              </w:rPr>
+            </w:pPr>
+            <w:r>
+              <w:rPr>
+                <w:color w:val="auto"/>
+              </w:rPr>
+              <w:t>Department</w:t>
+            </w:r>
+          </w:p>
+        </w:tc>
+        <w:tc>
+          <w:tcPr>
+            <w:tcW w:w="4171" w:type="dxa"/>
+            <w:hideMark/>
+          </w:tcPr>
+          <w:p>
+            <w:pPr>
+              <w:pStyle w:val="Heading1"/>
+              <w:cnfStyle w:val="000000100000" w:firstRow="0" w:lastRow="0" w:firstColumn="0" w:lastColumn="0" w:oddVBand="0" w:evenVBand="0" w:oddHBand="1" w:evenHBand="0" w:firstRowFirstColumn="0" w:firstRowLastColumn="0" w:lastRowFirstColumn="0" w:lastRowLastColumn="0"/>
+              <w:rPr>
+                <w:color w:val="auto"/>
+              </w:rPr>
+            </w:pPr>
+            <w:r>
+              <w:rPr>
+                <w:color w:val="auto"/>
+              </w:rPr>
+              <w:t>CSE</w:t>
+            </w:r>
+          </w:p>
+        </w:tc>
+      </w:tr>
+      <w:tr>
+        <w:trPr>
+          <w:trHeight w:val="864"/>
+        </w:trPr>
+        <w:tc>
+          <w:tcPr>
+            <w:cnfStyle w:val="001000000000" w:firstRow="0" w:lastRow="0" w:firstColumn="1" w:lastColumn="0" w:oddVBand="0" w:evenVBand="0" w:oddHBand="0" w:evenHBand="0" w:firstRowFirstColumn="0" w:firstRowLastColumn="0" w:lastRowFirstColumn="0" w:lastRowLastColumn="0"/>
+            <w:tcW w:w="3864" w:type="dxa"/>
+            <w:hideMark/>
+          </w:tcPr>
+          <w:p>
+            <w:pPr>
+              <w:pStyle w:val="Heading1"/>
+              <w:rPr>
+                <w:color w:val="auto"/>
+              </w:rPr>
+            </w:pPr>
+            <w:r>
+              <w:rPr>
+                <w:color w:val="auto"/>
+              </w:rPr>
+              <w:t>Subject</w:t>
+            </w:r>
+          </w:p>
+        </w:tc>
+        <w:tc>
+          <w:tcPr>
+            <w:tcW w:w="4171" w:type="dxa"/>
+            <w:hideMark/>
+          </w:tcPr>
+          <w:p>
+            <w:pPr>
+              <w:pStyle w:val="Heading1"/>
+              <w:cnfStyle w:val="000000000000" w:firstRow="0" w:lastRow="0" w:firstColumn="0" w:lastColumn="0" w:oddVBand="0" w:evenVBand="0" w:oddHBand="0" w:evenHBand="0" w:firstRowFirstColumn="0" w:firstRowLastColumn="0" w:lastRowFirstColumn="0" w:lastRowLastColumn="0"/>
+              <w:rPr>
+                <w:color w:val="auto"/>
+              </w:rPr>
+            </w:pPr>
+            <w:r>
+              <w:rPr>
+                <w:color w:val="auto"/>
+              </w:rPr>
+              <w:t>Software Engineering</w:t>
+            </w:r>
+          </w:p>
+        </w:tc>
+      </w:tr>
+      <w:tr>
+        <w:trPr>
+          <w:cnfStyle w:val="000000100000" w:firstRow="0" w:lastRow="0" w:firstColumn="0" w:lastColumn="0" w:oddVBand="0" w:evenVBand="0" w:oddHBand="1" w:evenHBand="0" w:firstRowFirstColumn="0" w:firstRowLastColumn="0" w:lastRowFirstColumn="0" w:lastRowLastColumn="0"/>
+          <w:trHeight w:val="864"/>
+        </w:trPr>
+        <w:tc>
+          <w:tcPr>
+            <w:cnfStyle w:val="001000000000" w:firstRow="0" w:lastRow="0" w:firstColumn="1" w:lastColumn="0" w:oddVBand="0" w:evenVBand="0" w:oddHBand="0" w:evenHBand="0" w:firstRowFirstColumn="0" w:firstRowLastColumn="0" w:lastRowFirstColumn="0" w:lastRowLastColumn="0"/>
+            <w:tcW w:w="3864" w:type="dxa"/>
+            <w:hideMark/>
+          </w:tcPr>
+          <w:p>
+            <w:pPr>
+              <w:pStyle w:val="Heading1"/>
+              <w:rPr>
+                <w:color w:val="auto"/>
+              </w:rPr>
+            </w:pPr>
+            <w:r>
+              <w:rPr>
+                <w:color w:val="auto"/>
+              </w:rPr>
+              <w:t>Faculty</w:t>
+            </w:r>
+          </w:p>
+        </w:tc>
+        <w:tc>
+          <w:tcPr>
+            <w:tcW w:w="4171" w:type="dxa"/>
+            <w:hideMark/>
+          </w:tcPr>
+          <w:p>
+            <w:pPr>
+              <w:pStyle w:val="Heading1"/>
+              <w:cnfStyle w:val="000000100000" w:firstRow="0" w:lastRow="0" w:firstColumn="0" w:lastColumn="0" w:oddVBand="0" w:evenVBand="0" w:oddHBand="1" w:evenHBand="0" w:firstRowFirstColumn="0" w:firstRowLastColumn="0" w:lastRowFirstColumn="0" w:lastRowLastColumn="0"/>
+              <w:rPr>
+                <w:color w:val="auto"/>
+              </w:rPr>
+            </w:pPr>
+            <w:r>
+              <w:rPr>
+                <w:color w:val="auto"/>
+              </w:rPr>
+              <w:t>Dr. Latha R.</w:t>
+            </w:r>
+          </w:p>
+        </w:tc>
+      </w:tr>
+      <w:tr>
+        <w:trPr>
+          <w:trHeight w:val="864"/>
+        </w:trPr>
+        <w:tc>
+          <w:tcPr>
+            <w:cnfStyle w:val="001000000000" w:firstRow="0" w:lastRow="0" w:firstColumn="1" w:lastColumn="0" w:oddVBand="0" w:evenVBand="0" w:oddHBand="0" w:evenHBand="0" w:firstRowFirstColumn="0" w:firstRowLastColumn="0" w:lastRowFirstColumn="0" w:lastRowLastColumn="0"/>
+            <w:tcW w:w="3864" w:type="dxa"/>
+            <w:hideMark/>
+          </w:tcPr>
+          <w:p>
+            <w:pPr>
+              <w:pStyle w:val="Heading1"/>
+              <w:rPr>
+                <w:color w:val="auto"/>
+              </w:rPr>
+            </w:pPr>
+            <w:r>
+              <w:rPr>
+                <w:color w:val="auto"/>
+              </w:rPr>
+              <w:t>College</w:t>
+            </w:r>
+          </w:p>
+        </w:tc>
+        <w:tc>
+          <w:tcPr>
+            <w:tcW w:w="4171" w:type="dxa"/>
+            <w:hideMark/>
+          </w:tcPr>
+          <w:p>
+            <w:pPr>
+              <w:pStyle w:val="Heading1"/>
+              <w:cnfStyle w:val="000000000000" w:firstRow="0" w:lastRow="0" w:firstColumn="0" w:lastColumn="0" w:oddVBand="0" w:evenVBand="0" w:oddHBand="0" w:evenHBand="0" w:firstRowFirstColumn="0" w:firstRowLastColumn="0" w:lastRowFirstColumn="0" w:lastRowLastColumn="0"/>
+              <w:rPr>
+                <w:color w:val="auto"/>
+              </w:rPr>
+            </w:pPr>
+            <w:r>
+              <w:rPr>
+                <w:color w:val="auto"/>
+              </w:rPr>
+              <w:t>SIMATS Engineering</w:t>
+            </w:r>
+          </w:p>
+        </w:tc>
+      </w:tr>
+      <w:tr>
+        <w:trPr>
+          <w:cnfStyle w:val="000000100000" w:firstRow="0" w:lastRow="0" w:firstColumn="0" w:lastColumn="0" w:oddVBand="0" w:evenVBand="0" w:oddHBand="1" w:evenHBand="0" w:firstRowFirstColumn="0" w:firstRowLastColumn="0" w:lastRowFirstColumn="0" w:lastRowLastColumn="0"/>
+          <w:trHeight w:val="864"/>
+        </w:trPr>
+        <w:tc>
+          <w:tcPr>
+            <w:cnfStyle w:val="001000000000" w:firstRow="0" w:lastRow="0" w:firstColumn="1" w:lastColumn="0" w:oddVBand="0" w:evenVBand="0" w:oddHBand="0" w:evenHBand="0" w:firstRowFirstColumn="0" w:firstRowLastColumn="0" w:lastRowFirstColumn="0" w:lastRowLastColumn="0"/>
+            <w:tcW w:w="3864" w:type="dxa"/>
+            <w:hideMark/>
+          </w:tcPr>
+          <w:p>
+            <w:pPr>
+              <w:pStyle w:val="Heading1"/>
+              <w:rPr>
+                <w:color w:val="auto"/>
+              </w:rPr>
+            </w:pPr>
+            <w:r>
+              <w:rPr>
+                <w:color w:val="auto"/>
+              </w:rPr>
+              <w:t>Academic Year</w:t>
+            </w:r>
+          </w:p>
+        </w:tc>
+        <w:tc>
+          <w:tcPr>
+            <w:tcW w:w="4171" w:type="dxa"/>
+            <w:hideMark/>
+          </w:tcPr>
+          <w:p>
+            <w:pPr>
+              <w:pStyle w:val="Heading1"/>
+              <w:cnfStyle w:val="000000100000" w:firstRow="0" w:lastRow="0" w:firstColumn="0" w:lastColumn="0" w:oddVBand="0" w:evenVBand="0" w:oddHBand="1" w:evenHBand="0" w:firstRowFirstColumn="0" w:firstRowLastColumn="0" w:lastRowFirstColumn="0" w:lastRowLastColumn="0"/>
+              <w:rPr>
+                <w:color w:val="auto"/>
+              </w:rPr>
+            </w:pPr>
+            <w:r>
+              <w:rPr>
+                <w:color w:val="auto"/>
+              </w:rPr>
+              <w:t>2023 – 2027</w:t>
+            </w:r>
+          </w:p>
+        </w:tc>
+      </w:tr>
+    </w:tbl>
     <w:p>
       <w:r>
         <w:br w:type="page"/>
@@ -5324,25 +5737,7 @@
           <w:sz w:val="22"/>
           <w:szCs w:val="22"/>
         </w:rPr>
-        <w:t xml:space="preserve">The AI-Powered Smart Disaster Relief Resource Allocation and Coordination Platform </w:t>
-      </w:r>
-      <w:proofErr w:type="gramStart"/>
-      <w:r>
-        <w:rPr>
-          <w:rFonts w:eastAsia="Calibri"/>
-          <w:sz w:val="22"/>
-          <w:szCs w:val="22"/>
-        </w:rPr>
-        <w:t>addresses</w:t>
-      </w:r>
-      <w:proofErr w:type="gramEnd"/>
-      <w:r>
-        <w:rPr>
-          <w:rFonts w:eastAsia="Calibri"/>
-          <w:sz w:val="22"/>
-          <w:szCs w:val="22"/>
-        </w:rPr>
-        <w:t xml:space="preserve"> a clear and urgent gap in current disaster-response practice: the absence of a unified, intelligent system for real-time monitoring, demand prediction, logistics optimisation, and multi-agency coordination. By applying sound software engineering principles — modularity, scalability, reliability, usability, and security — and adopting an Agile/Scrum development approach supported by DevOps practices, the proposed system can be built incrementally, validated continuously with real stakeholders, and deployed reliably even under the demanding conditions of an active disaster. While challenges around data quality, connectivity, and inter-agency adoption remain, the expected benefits — faster response, better resource utilisation, and reduced humanitarian losses — make this a compelling and feasible software engineering solution to a genuinely high-stakes problem.</w:t>
+        <w:t>The AI-Powered Smart Disaster Relief Resource Allocation and Coordination Platform addresses a clear and urgent gap in current disaster-response practice: the absence of a unified, intelligent system for real-time monitoring, demand prediction, logistics optimisation, and multi-agency coordination. By applying sound software engineering principles — modularity, scalability, reliability, usability, and security — and adopting an Agile/Scrum development approach supported by DevOps practices, the proposed system can be built incrementally, validated continuously with real stakeholders, and deployed reliably even under the demanding conditions of an active disaster. While challenges around data quality, connectivity, and inter-agency adoption remain, the expected benefits — faster response, better resource utilisation, and reduced humanitarian losses — make this a compelling and feasible software engineering solution to a genuinely high-stakes problem.</w:t>
       </w:r>
     </w:p>
     <w:p>
@@ -5362,7 +5757,7 @@
 </file>
 
 <file path=word/numbering.xml><?xml version="1.0" encoding="utf-8"?>
-<w:numbering xmlns:wpc="http://schemas.microsoft.com/office/word/2010/wordprocessingCanvas" xmlns:cx="http://schemas.microsoft.com/office/drawing/2014/chartex" xmlns:cx1="http://schemas.microsoft.com/office/drawing/2015/9/8/chartex" xmlns:cx2="http://schemas.microsoft.com/office/drawing/2015/10/21/chartex" xmlns:cx3="http://schemas.microsoft.com/office/drawing/2016/5/9/chartex" xmlns:cx4="http://schemas.microsoft.com/office/drawing/2016/5/10/chartex" xmlns:cx5="http://schemas.microsoft.com/office/drawing/2016/5/11/chartex" xmlns:cx6="http://schemas.microsoft.com/office/drawing/2016/5/12/chartex" xmlns:cx7="http://schemas.microsoft.com/office/drawing/2016/5/13/chartex" xmlns:cx8="http://schemas.microsoft.com/office/drawing/2016/5/14/chartex" xmlns:mc="http://schemas.openxmlformats.org/markup-compatibility/2006" xmlns:aink="http://schemas.microsoft.com/office/drawing/2016/ink" xmlns:am3d="http://schemas.microsoft.com/office/drawing/2017/model3d" xmlns:o="urn:schemas-microsoft-com:office:office" xmlns:oel="http://schemas.microsoft.com/office/2019/extlst" xmlns:r="http://schemas.openxmlformats.org/officeDocument/2006/relationships" xmlns:m="http://schemas.openxmlformats.org/officeDocument/2006/math" xmlns:v="urn:schemas-microsoft-com:vml" xmlns:wp14="http://schemas.microsoft.com/office/word/2010/wordprocessingDrawing" xmlns:wp="http://schemas.openxmlformats.org/drawingml/2006/wordprocessingDrawing" xmlns:w10="urn:schemas-microsoft-com:office:word" xmlns:w="http://schemas.openxmlformats.org/wordprocessingml/2006/main" xmlns:w14="http://schemas.microsoft.com/office/word/2010/wordml" xmlns:w15="http://schemas.microsoft.com/office/word/2012/wordml" xmlns:w16cex="http://schemas.microsoft.com/office/word/2018/wordml/cex" xmlns:w16cid="http://schemas.microsoft.com/office/word/2016/wordml/cid" xmlns:w16="http://schemas.microsoft.com/office/word/2018/wordml" xmlns:w16du="http://schemas.microsoft.com/office/word/2023/wordml/word16du" xmlns:w16sdtdh="http://schemas.microsoft.com/office/word/2020/wordml/sdtdatahash" xmlns:w16sdtfl="http://schemas.microsoft.com/office/word/2024/wordml/sdtformatlock" xmlns:w16se="http://schemas.microsoft.com/office/word/2015/wordml/symex" xmlns:wpg="http://schemas.microsoft.com/office/word/2010/wordprocessingGroup" xmlns:wpi="http://schemas.microsoft.com/office/word/2010/wordprocessingInk" xmlns:wne="http://schemas.microsoft.com/office/word/2006/wordml" xmlns:wps="http://schemas.microsoft.com/office/word/2010/wordprocessingShape" mc:Ignorable="w14 w15 w16se w16cid w16 w16cex w16sdtdh w16sdtfl w16du wp14">
+<w:numbering xmlns:wpc="http://schemas.microsoft.com/office/word/2010/wordprocessingCanvas" xmlns:cx="http://schemas.microsoft.com/office/drawing/2014/chartex" xmlns:cx1="http://schemas.microsoft.com/office/drawing/2015/9/8/chartex" xmlns:cx2="http://schemas.microsoft.com/office/drawing/2015/10/21/chartex" xmlns:cx3="http://schemas.microsoft.com/office/drawing/2016/5/9/chartex" xmlns:cx4="http://schemas.microsoft.com/office/drawing/2016/5/10/chartex" xmlns:cx5="http://schemas.microsoft.com/office/drawing/2016/5/11/chartex" xmlns:cx6="http://schemas.microsoft.com/office/drawing/2016/5/12/chartex" xmlns:cx7="http://schemas.microsoft.com/office/drawing/2016/5/13/chartex" xmlns:cx8="http://schemas.microsoft.com/office/drawing/2016/5/14/chartex" xmlns:mc="http://schemas.openxmlformats.org/markup-compatibility/2006" xmlns:aink="http://schemas.microsoft.com/office/drawing/2016/ink" xmlns:am3d="http://schemas.microsoft.com/office/drawing/2017/model3d" xmlns:o="urn:schemas-microsoft-com:office:office" xmlns:oel="http://schemas.microsoft.com/office/2019/extlst" xmlns:r="http://schemas.openxmlformats.org/officeDocument/2006/relationships" xmlns:m="http://schemas.openxmlformats.org/officeDocument/2006/math" xmlns:v="urn:schemas-microsoft-com:vml" xmlns:wp14="http://schemas.microsoft.com/office/word/2010/wordprocessingDrawing" xmlns:wp="http://schemas.openxmlformats.org/drawingml/2006/wordprocessingDrawing" xmlns:w10="urn:schemas-microsoft-com:office:word" xmlns:w="http://schemas.openxmlformats.org/wordprocessingml/2006/main" xmlns:w14="http://schemas.microsoft.com/office/word/2010/wordml" xmlns:w15="http://schemas.microsoft.com/office/word/2012/wordml" xmlns:w16cei="http://schemas.microsoft.com/office/word/2026/wordml/cei" xmlns:w16cex="http://schemas.microsoft.com/office/word/2018/wordml/cex" xmlns:w16cid="http://schemas.microsoft.com/office/word/2016/wordml/cid" xmlns:w16="http://schemas.microsoft.com/office/word/2018/wordml" xmlns:w16du="http://schemas.microsoft.com/office/word/2023/wordml/word16du" xmlns:w16sdtdh="http://schemas.microsoft.com/office/word/2020/wordml/sdtdatahash" xmlns:w16sdtfl="http://schemas.microsoft.com/office/word/2024/wordml/sdtformatlock" xmlns:w16se="http://schemas.microsoft.com/office/word/2015/wordml/symex" xmlns:wpg="http://schemas.microsoft.com/office/word/2010/wordprocessingGroup" xmlns:wpi="http://schemas.microsoft.com/office/word/2010/wordprocessingInk" xmlns:wne="http://schemas.microsoft.com/office/word/2006/wordml" xmlns:wps="http://schemas.microsoft.com/office/word/2010/wordprocessingShape" mc:Ignorable="w14 w15 w16se w16cid w16 w16cex w16sdtdh w16sdtfl w16du wp14">
   <w:abstractNum w:abstractNumId="0" w15:restartNumberingAfterBreak="0">
     <w:nsid w:val="26497525"/>
     <w:multiLevelType w:val="hybridMultilevel"/>
@@ -5684,7 +6079,7 @@
     <w:lsdException w:name="Table Web 2" w:semiHidden="1" w:unhideWhenUsed="1"/>
     <w:lsdException w:name="Table Web 3" w:semiHidden="1" w:unhideWhenUsed="1"/>
     <w:lsdException w:name="Balloon Text" w:semiHidden="1" w:unhideWhenUsed="1"/>
-    <w:lsdException w:name="Table Grid" w:uiPriority="39"/>
+    <w:lsdException w:name="Table Grid" w:uiPriority="59"/>
     <w:lsdException w:name="Table Theme" w:semiHidden="1" w:unhideWhenUsed="1"/>
     <w:lsdException w:name="Placeholder Text" w:semiHidden="1"/>
     <w:lsdException w:name="No Spacing" w:uiPriority="1" w:qFormat="1"/>
@@ -6130,6 +6525,101 @@
       <w:ind w:left="200"/>
     </w:pPr>
   </w:style>
+  <w:style w:type="table" w:styleId="TableGrid">
+    <w:name w:val="Table Grid"/>
+    <w:basedOn w:val="TableNormal"/>
+    <w:uiPriority w:val="59"/>
+    <w:rsid w:val="00432FE6"/>
+    <w:rPr>
+      <w:rFonts w:asciiTheme="minorHAnsi" w:eastAsiaTheme="minorEastAsia" w:hAnsiTheme="minorHAnsi" w:cstheme="minorBidi"/>
+      <w:sz w:val="22"/>
+      <w:szCs w:val="22"/>
+      <w:lang w:val="en-US" w:eastAsia="en-US"/>
+    </w:rPr>
+    <w:tblPr>
+      <w:tblBorders>
+        <w:top w:val="single" w:sz="4" w:space="0" w:color="auto"/>
+        <w:left w:val="single" w:sz="4" w:space="0" w:color="auto"/>
+        <w:bottom w:val="single" w:sz="4" w:space="0" w:color="auto"/>
+        <w:right w:val="single" w:sz="4" w:space="0" w:color="auto"/>
+        <w:insideH w:val="single" w:sz="4" w:space="0" w:color="auto"/>
+        <w:insideV w:val="single" w:sz="4" w:space="0" w:color="auto"/>
+      </w:tblBorders>
+    </w:tblPr>
+  </w:style>
+  <w:style w:type="table" w:styleId="GridTable4-Accent5">
+    <w:name w:val="Grid Table 4 Accent 5"/>
+    <w:basedOn w:val="TableNormal"/>
+    <w:uiPriority w:val="49"/>
+    <w:rsid w:val="00432FE6"/>
+    <w:tblPr>
+      <w:tblStyleRowBandSize w:val="1"/>
+      <w:tblStyleColBandSize w:val="1"/>
+      <w:tblBorders>
+        <w:top w:val="single" w:sz="4" w:space="0" w:color="9CC2E5" w:themeColor="accent5" w:themeTint="99"/>
+        <w:left w:val="single" w:sz="4" w:space="0" w:color="9CC2E5" w:themeColor="accent5" w:themeTint="99"/>
+        <w:bottom w:val="single" w:sz="4" w:space="0" w:color="9CC2E5" w:themeColor="accent5" w:themeTint="99"/>
+        <w:right w:val="single" w:sz="4" w:space="0" w:color="9CC2E5" w:themeColor="accent5" w:themeTint="99"/>
+        <w:insideH w:val="single" w:sz="4" w:space="0" w:color="9CC2E5" w:themeColor="accent5" w:themeTint="99"/>
+        <w:insideV w:val="single" w:sz="4" w:space="0" w:color="9CC2E5" w:themeColor="accent5" w:themeTint="99"/>
+      </w:tblBorders>
+    </w:tblPr>
+    <w:tblStylePr w:type="firstRow">
+      <w:rPr>
+        <w:b/>
+        <w:bCs/>
+        <w:color w:val="FFFFFF" w:themeColor="background1"/>
+      </w:rPr>
+      <w:tblPr/>
+      <w:tcPr>
+        <w:tcBorders>
+          <w:top w:val="single" w:sz="4" w:space="0" w:color="5B9BD5" w:themeColor="accent5"/>
+          <w:left w:val="single" w:sz="4" w:space="0" w:color="5B9BD5" w:themeColor="accent5"/>
+          <w:bottom w:val="single" w:sz="4" w:space="0" w:color="5B9BD5" w:themeColor="accent5"/>
+          <w:right w:val="single" w:sz="4" w:space="0" w:color="5B9BD5" w:themeColor="accent5"/>
+          <w:insideH w:val="nil"/>
+          <w:insideV w:val="nil"/>
+        </w:tcBorders>
+        <w:shd w:val="clear" w:color="auto" w:fill="5B9BD5" w:themeFill="accent5"/>
+      </w:tcPr>
+    </w:tblStylePr>
+    <w:tblStylePr w:type="lastRow">
+      <w:rPr>
+        <w:b/>
+        <w:bCs/>
+      </w:rPr>
+      <w:tblPr/>
+      <w:tcPr>
+        <w:tcBorders>
+          <w:top w:val="double" w:sz="4" w:space="0" w:color="5B9BD5" w:themeColor="accent5"/>
+        </w:tcBorders>
+      </w:tcPr>
+    </w:tblStylePr>
+    <w:tblStylePr w:type="firstCol">
+      <w:rPr>
+        <w:b/>
+        <w:bCs/>
+      </w:rPr>
+    </w:tblStylePr>
+    <w:tblStylePr w:type="lastCol">
+      <w:rPr>
+        <w:b/>
+        <w:bCs/>
+      </w:rPr>
+    </w:tblStylePr>
+    <w:tblStylePr w:type="band1Vert">
+      <w:tblPr/>
+      <w:tcPr>
+        <w:shd w:val="clear" w:color="auto" w:fill="DEEAF6" w:themeFill="accent5" w:themeFillTint="33"/>
+      </w:tcPr>
+    </w:tblStylePr>
+    <w:tblStylePr w:type="band1Horz">
+      <w:tblPr/>
+      <w:tcPr>
+        <w:shd w:val="clear" w:color="auto" w:fill="DEEAF6" w:themeFill="accent5" w:themeFillTint="33"/>
+      </w:tcPr>
+    </w:tblStylePr>
+  </w:style>
 </w:styles>
 </file>
 
